--- a/policies/build/sop_record_masters/MOM/SOP_MOM.4.a_to_d_uniform_medication_orders.docx
+++ b/policies/build/sop_record_masters/MOM/SOP_MOM.4.a_to_d_uniform_medication_orders.docx
@@ -208,12 +208,6 @@
     </w:p>
     <w:p>
       <w:r>
-        <w:rPr>
-          <w:i/>
-        </w:rPr>
-        <w:t xml:space="preserve">Why: </w:t>
-      </w:r>
-      <w:r>
         <w:t>so a pharmacist or nurse anywhere in the hospital can trust that every order they see meets the same format, wherever it was written.</w:t>
       </w:r>
     </w:p>
@@ -231,12 +225,6 @@
       </w:r>
     </w:p>
     <w:p>
-      <w:r>
-        <w:rPr>
-          <w:i/>
-        </w:rPr>
-        <w:t xml:space="preserve">Why: </w:t>
-      </w:r>
       <w:r>
         <w:t>an order that is illegible, unsigned, or written by the wrong person is stopped here, before it becomes a dispensing or administration error.</w:t>
       </w:r>
@@ -314,12 +302,6 @@
     </w:p>
     <w:p>
       <w:r>
-        <w:rPr>
-          <w:i/>
-        </w:rPr>
-        <w:t xml:space="preserve">Why: </w:t>
-      </w:r>
-      <w:r>
         <w:t>An order written by someone with no standing to write it is not a smaller version of the problem -- it is the same risk as an order with no author at all, because nobody can vouch for the judgment behind it.</w:t>
       </w:r>
     </w:p>
@@ -342,12 +324,6 @@
       </w:r>
     </w:p>
     <w:p>
-      <w:r>
-        <w:rPr>
-          <w:i/>
-        </w:rPr>
-        <w:t xml:space="preserve">Why: </w:t>
-      </w:r>
       <w:r>
         <w:t>An order written somewhere other than the usual place is an order the next person caring for that patient may never find in time.</w:t>
       </w:r>
@@ -372,12 +348,6 @@
     </w:p>
     <w:p>
       <w:r>
-        <w:rPr>
-          <w:i/>
-        </w:rPr>
-        <w:t xml:space="preserve">Why: </w:t>
-      </w:r>
-      <w:r>
         <w:t>A pharmacist or nurse who guesses at an order they cannot read has turned an illegible scrawl into a clinical decision they never made.</w:t>
       </w:r>
     </w:p>
@@ -401,12 +371,6 @@
     </w:p>
     <w:p>
       <w:r>
-        <w:rPr>
-          <w:i/>
-        </w:rPr>
-        <w:t xml:space="preserve">Why: </w:t>
-      </w:r>
-      <w:r>
         <w:t>An order that names the drug but not the route, or the dose but not how often, is not a partial order -- it is one the pharmacist or nurse cannot safely act on at all.</w:t>
       </w:r>
     </w:p>
@@ -429,12 +393,6 @@
       </w:r>
     </w:p>
     <w:p>
-      <w:r>
-        <w:rPr>
-          <w:i/>
-        </w:rPr>
-        <w:t xml:space="preserve">Why: </w:t>
-      </w:r>
       <w:r>
         <w:t>Dispensing or administering against an order that is illegible, unsigned, incomplete, or written by the wrong person is the same risk as having no order at all -- stopping is not optional caution, it is the rule.</w:t>
       </w:r>

--- a/policies/build/sop_record_masters/MOM/SOP_MOM.4.a_to_d_uniform_medication_orders.docx
+++ b/policies/build/sop_record_masters/MOM/SOP_MOM.4.a_to_d_uniform_medication_orders.docx
@@ -307,7 +307,32 @@
     </w:p>
     <w:p>
       <w:r>
-        <w:t>The Medical Superintendent maintains a list of personnel authorised to write medication orders, including name, designation, registration number and specimen signature. The list is kept at the pharmacy and at each nursing station.</w:t>
+        <w:t>The Medical Superintendent maintains a list of personnel authorised to write medication orders, recording four details for each person:</w:t>
+      </w:r>
+    </w:p>
+    <w:p>
+      <w:r>
+        <w:t>1. Name.</w:t>
+      </w:r>
+    </w:p>
+    <w:p>
+      <w:r>
+        <w:t>2. Designation.</w:t>
+      </w:r>
+    </w:p>
+    <w:p>
+      <w:r>
+        <w:t>3. Registration number.</w:t>
+      </w:r>
+    </w:p>
+    <w:p>
+      <w:r>
+        <w:t>4. Specimen signature.</w:t>
+      </w:r>
+    </w:p>
+    <w:p>
+      <w:r>
+        <w:t>The list is kept at the pharmacy and at each nursing station.</w:t>
       </w:r>
     </w:p>
     <w:p>
@@ -376,7 +401,32 @@
     </w:p>
     <w:p>
       <w:r>
-        <w:t>Every medication order contains the name of the medicine, the route of administration, the strength to be administered, and the frequency or time of administration. Abbreviations for route and frequency follow the «approved abbreviation list maintained by the Pharmacy In-Charge»; an unapproved or ambiguous abbreviation is flagged and the order is returned.</w:t>
+        <w:t>Every medication order contains these four mandatory elements:</w:t>
+      </w:r>
+    </w:p>
+    <w:p>
+      <w:r>
+        <w:t>1. The name of the medicine.</w:t>
+      </w:r>
+    </w:p>
+    <w:p>
+      <w:r>
+        <w:t>2. The route of administration.</w:t>
+      </w:r>
+    </w:p>
+    <w:p>
+      <w:r>
+        <w:t>3. The strength to be administered.</w:t>
+      </w:r>
+    </w:p>
+    <w:p>
+      <w:r>
+        <w:t>4. The frequency or time of administration.</w:t>
+      </w:r>
+    </w:p>
+    <w:p>
+      <w:r>
+        <w:t>Abbreviations for route and frequency follow the «approved abbreviation list maintained by the Pharmacy In-Charge»; an unapproved or ambiguous abbreviation is flagged and the order is returned.</w:t>
       </w:r>
     </w:p>
     <w:p>
